--- a/IBM-HR-Analytics.docx
+++ b/IBM-HR-Analytics.docx
@@ -23,7 +23,7 @@
         <w:pStyle w:val="Date"/>
       </w:pPr>
       <w:r>
-        <w:t>2026-06-10 13:08:12.245943</w:t>
+        <w:t>2026-06-22 14:24:13.228901</w:t>
       </w:r>
     </w:p>
     <w:sdt>
@@ -34,12 +34,13 @@
           <w:sz w:val="24"/>
           <w:szCs w:val="24"/>
         </w:rPr>
-        <w:id w:val="-783412782"/>
+        <w:id w:val="339200078"/>
         <w:docPartObj>
           <w:docPartGallery w:val="Table of Contents"/>
           <w:docPartUnique/>
         </w:docPartObj>
       </w:sdtPr>
+      <w:sdtEndPr/>
       <w:sdtContent>
         <w:p>
           <w:pPr>
@@ -68,7 +69,7 @@
           <w:r>
             <w:fldChar w:fldCharType="separate"/>
           </w:r>
-          <w:hyperlink w:anchor="_Toc231989320" w:history="1">
+          <w:hyperlink w:anchor="_Toc233030680" w:history="1">
             <w:r>
               <w:rPr>
                 <w:rStyle w:val="Hyperlink"/>
@@ -95,7 +96,7 @@
                 <w:noProof/>
                 <w:webHidden/>
               </w:rPr>
-              <w:instrText xml:space="preserve"> PAGEREF _Toc231989320 \h </w:instrText>
+              <w:instrText xml:space="preserve"> PAGEREF _Toc233030680 \h </w:instrText>
             </w:r>
             <w:r>
               <w:rPr>
@@ -136,7 +137,7 @@
               <w:noProof/>
             </w:rPr>
           </w:pPr>
-          <w:hyperlink w:anchor="_Toc231989321" w:history="1">
+          <w:hyperlink w:anchor="_Toc233030681" w:history="1">
             <w:r>
               <w:rPr>
                 <w:rStyle w:val="Hyperlink"/>
@@ -163,7 +164,7 @@
                 <w:noProof/>
                 <w:webHidden/>
               </w:rPr>
-              <w:instrText xml:space="preserve"> PAGEREF _Toc231989321 \h </w:instrText>
+              <w:instrText xml:space="preserve"> PAGEREF _Toc233030681 \h </w:instrText>
             </w:r>
             <w:r>
               <w:rPr>
@@ -204,7 +205,7 @@
               <w:noProof/>
             </w:rPr>
           </w:pPr>
-          <w:hyperlink w:anchor="_Toc231989322" w:history="1">
+          <w:hyperlink w:anchor="_Toc233030682" w:history="1">
             <w:r>
               <w:rPr>
                 <w:rStyle w:val="Hyperlink"/>
@@ -231,7 +232,7 @@
                 <w:noProof/>
                 <w:webHidden/>
               </w:rPr>
-              <w:instrText xml:space="preserve"> PAGEREF _Toc231989322 \h </w:instrText>
+              <w:instrText xml:space="preserve"> PAGEREF _Toc233030682 \h </w:instrText>
             </w:r>
             <w:r>
               <w:rPr>
@@ -272,7 +273,7 @@
               <w:noProof/>
             </w:rPr>
           </w:pPr>
-          <w:hyperlink w:anchor="_Toc231989323" w:history="1">
+          <w:hyperlink w:anchor="_Toc233030683" w:history="1">
             <w:r>
               <w:rPr>
                 <w:rStyle w:val="Hyperlink"/>
@@ -299,7 +300,7 @@
                 <w:noProof/>
                 <w:webHidden/>
               </w:rPr>
-              <w:instrText xml:space="preserve"> PAGEREF _Toc231989323 \h </w:instrText>
+              <w:instrText xml:space="preserve"> PAGEREF _Toc233030683 \h </w:instrText>
             </w:r>
             <w:r>
               <w:rPr>
@@ -319,7 +320,7 @@
                 <w:noProof/>
                 <w:webHidden/>
               </w:rPr>
-              <w:t>1</w:t>
+              <w:t>14</w:t>
             </w:r>
             <w:r>
               <w:rPr>
@@ -342,7 +343,7 @@
         <w:pStyle w:val="Heading1"/>
       </w:pPr>
       <w:bookmarkStart w:id="0" w:name="r-markdown"/>
-      <w:bookmarkStart w:id="1" w:name="_Toc231989320"/>
+      <w:bookmarkStart w:id="1" w:name="_Toc233030680"/>
       <w:r>
         <w:t>R Markdown</w:t>
       </w:r>
@@ -353,7 +354,7 @@
         <w:pStyle w:val="Heading1"/>
       </w:pPr>
       <w:bookmarkStart w:id="2" w:name="packages"/>
-      <w:bookmarkStart w:id="3" w:name="_Toc231989321"/>
+      <w:bookmarkStart w:id="3" w:name="_Toc233030681"/>
       <w:bookmarkEnd w:id="0"/>
       <w:r>
         <w:t>Packages</w:t>
@@ -516,7 +517,7 @@
         <w:pStyle w:val="Heading1"/>
       </w:pPr>
       <w:bookmarkStart w:id="4" w:name="import-data"/>
-      <w:bookmarkStart w:id="5" w:name="_Toc231989322"/>
+      <w:bookmarkStart w:id="5" w:name="_Toc233030682"/>
       <w:bookmarkEnd w:id="2"/>
       <w:r>
         <w:t>Import Data</w:t>
@@ -756,7 +757,13 @@
         <w:rPr>
           <w:rStyle w:val="VerbatimChar"/>
         </w:rPr>
-        <w:t>## $ Education                &lt;dbl&gt; 2, 1, 2, 4, 1, 2, 3, 1, 3, 3, 3, 2, 1, 2, 3, …</w:t>
+        <w:t>## $ Education</w:t>
+      </w:r>
+      <w:r>
+        <w:rPr>
+          <w:rStyle w:val="VerbatimChar"/>
+        </w:rPr>
+        <w:t xml:space="preserve">                &lt;dbl&gt; 2, 1, 2, 4, 1, 2, 3, 1, 3, 3, 3, 2, 1, 2, 3, …</w:t>
       </w:r>
       <w:r>
         <w:br/>
@@ -810,7 +817,13 @@
         <w:rPr>
           <w:rStyle w:val="VerbatimChar"/>
         </w:rPr>
-        <w:t>## $ HourlyRate               &lt;dbl&gt; 94, 61, 92, 56, 40, 79, 81, 67, 44, 94, 84, 4…</w:t>
+        <w:t xml:space="preserve">## $ HourlyRate             </w:t>
+      </w:r>
+      <w:r>
+        <w:rPr>
+          <w:rStyle w:val="VerbatimChar"/>
+        </w:rPr>
+        <w:t xml:space="preserve">  &lt;dbl&gt; 94, 61, 92, 56, 40, 79, 81, 67, 44, 94, 84, 4…</w:t>
       </w:r>
       <w:r>
         <w:br/>
@@ -864,7 +877,13 @@
         <w:rPr>
           <w:rStyle w:val="VerbatimChar"/>
         </w:rPr>
-        <w:t>## $ MonthlyIncome            &lt;dbl&gt; 5993, 5130, 2090, 2909, 3468, 3068, 2670, 269…</w:t>
+        <w:t xml:space="preserve">## $ MonthlyIncome            &lt;dbl&gt; 5993, </w:t>
+      </w:r>
+      <w:r>
+        <w:rPr>
+          <w:rStyle w:val="VerbatimChar"/>
+        </w:rPr>
+        <w:t>5130, 2090, 2909, 3468, 3068, 2670, 269…</w:t>
       </w:r>
       <w:r>
         <w:br/>
@@ -974,7 +993,13 @@
         <w:rPr>
           <w:rStyle w:val="VerbatimChar"/>
         </w:rPr>
-        <w:t>## $ TotalWorkingYears        &lt;dbl&gt; 8, 10, 7, 8, 6, 8, 12, 1, 10, 17, 6, 10, 5, 3…</w:t>
+        <w:t>## $ TotalWork</w:t>
+      </w:r>
+      <w:r>
+        <w:rPr>
+          <w:rStyle w:val="VerbatimChar"/>
+        </w:rPr>
+        <w:t>ingYears        &lt;dbl&gt; 8, 10, 7, 8, 6, 8, 12, 1, 10, 17, 6, 10, 5, 3…</w:t>
       </w:r>
       <w:r>
         <w:br/>
@@ -1028,7 +1053,13 @@
         <w:rPr>
           <w:rStyle w:val="VerbatimChar"/>
         </w:rPr>
-        <w:t>## $ YearsWithCurrManager     &lt;dbl&gt; 5, 7, 0, 0, 2, 6, 0, 0, 8, 7, 3, 8, 3, 2, 3, …</w:t>
+        <w:t xml:space="preserve">## $ YearsWithCurrManager   </w:t>
+      </w:r>
+      <w:r>
+        <w:rPr>
+          <w:rStyle w:val="VerbatimChar"/>
+        </w:rPr>
+        <w:t xml:space="preserve">  &lt;dbl&gt; 5, 7, 0, 0, 2, 6, 0, 0, 8, 7, 3, 8, 3, 2, 3, …</w:t>
       </w:r>
     </w:p>
     <w:p>
@@ -1137,7 +1168,13 @@
         <w:rPr>
           <w:rStyle w:val="VerbatimChar"/>
         </w:rPr>
-        <w:t>##  $ EducationField          : chr [1:1470] "Life Sciences" "Life Sciences" "Other" "Life Sciences" ...</w:t>
+        <w:t>##  $ EducationField          : chr [1:1470] "</w:t>
+      </w:r>
+      <w:r>
+        <w:rPr>
+          <w:rStyle w:val="VerbatimChar"/>
+        </w:rPr>
+        <w:t>Life Sciences" "Life Sciences" "Other" "Life Sciences" ...</w:t>
       </w:r>
       <w:r>
         <w:br/>
@@ -1201,7 +1238,13 @@
         <w:rPr>
           <w:rStyle w:val="VerbatimChar"/>
         </w:rPr>
-        <w:t>##  $ JobLevel                : num [1:1470] 2 2 1 1 1 1 1 1 3 2 ...</w:t>
+        <w:t>##  $ JobLeve</w:t>
+      </w:r>
+      <w:r>
+        <w:rPr>
+          <w:rStyle w:val="VerbatimChar"/>
+        </w:rPr>
+        <w:t>l                : num [1:1470] 2 2 1 1 1 1 1 1 3 2 ...</w:t>
       </w:r>
       <w:r>
         <w:br/>
@@ -1255,7 +1298,13 @@
         <w:rPr>
           <w:rStyle w:val="VerbatimChar"/>
         </w:rPr>
-        <w:t>##  $ NumCompaniesWorked      : num [1:1470] 8 1 6 1 9 0 4 1 0 6 ...</w:t>
+        <w:t>##  $ NumCompan</w:t>
+      </w:r>
+      <w:r>
+        <w:rPr>
+          <w:rStyle w:val="VerbatimChar"/>
+        </w:rPr>
+        <w:t>iesWorked      : num [1:1470] 8 1 6 1 9 0 4 1 0 6 ...</w:t>
       </w:r>
       <w:r>
         <w:br/>
@@ -1318,7 +1367,13 @@
         <w:rPr>
           <w:rStyle w:val="VerbatimChar"/>
         </w:rPr>
-        <w:t>##  $ StockOptionLevel        : num [1:1470] 0 1 0 0 1 0 3 1 0 2 ...</w:t>
+        <w:t xml:space="preserve">##  $ StockOptionLevel   </w:t>
+      </w:r>
+      <w:r>
+        <w:rPr>
+          <w:rStyle w:val="VerbatimChar"/>
+        </w:rPr>
+        <w:t xml:space="preserve">     : num [1:1470] 0 1 0 0 1 0 3 1 0 2 ...</w:t>
       </w:r>
       <w:r>
         <w:br/>
@@ -1381,7 +1436,13 @@
         <w:rPr>
           <w:rStyle w:val="VerbatimChar"/>
         </w:rPr>
-        <w:t>##  $ YearsWithCurrManager    : num [1:1470] 5 7 0 0 2 6 0 0 8 7 ...</w:t>
+        <w:t xml:space="preserve">##  $ YearsWithCurrManager    : num [1:1470] 5 7 </w:t>
+      </w:r>
+      <w:r>
+        <w:rPr>
+          <w:rStyle w:val="VerbatimChar"/>
+        </w:rPr>
+        <w:t>0 0 2 6 0 0 8 7 ...</w:t>
       </w:r>
     </w:p>
     <w:p>
@@ -1514,7 +1575,13 @@
         <w:rPr>
           <w:rStyle w:val="VerbatimChar"/>
         </w:rPr>
-        <w:t>## $ DistanceFromHome         &lt;dbl&gt; 1, 8, 2, 3, 2, 2, 3, 24, 23, 27, 16, 15, 26, …</w:t>
+        <w:t xml:space="preserve">## $ DistanceFromHome         &lt;dbl&gt; 1, 8, 2, 3, 2, 2, 3, 24, 23, 27, 16, 15, 26, </w:t>
+      </w:r>
+      <w:r>
+        <w:rPr>
+          <w:rStyle w:val="VerbatimChar"/>
+        </w:rPr>
+        <w:t>…</w:t>
       </w:r>
       <w:r>
         <w:br/>
@@ -1578,7 +1645,13 @@
         <w:rPr>
           <w:rStyle w:val="VerbatimChar"/>
         </w:rPr>
-        <w:t>## $ HourlyRate               &lt;dbl&gt; 94, 61, 92, 56, 40, 79, 81, 67, 44, 94, 84, 4…</w:t>
+        <w:t>## $ HourlyRat</w:t>
+      </w:r>
+      <w:r>
+        <w:rPr>
+          <w:rStyle w:val="VerbatimChar"/>
+        </w:rPr>
+        <w:t>e               &lt;dbl&gt; 94, 61, 92, 56, 40, 79, 81, 67, 44, 94, 84, 4…</w:t>
       </w:r>
       <w:r>
         <w:br/>
@@ -1632,7 +1705,13 @@
         <w:rPr>
           <w:rStyle w:val="VerbatimChar"/>
         </w:rPr>
-        <w:t>## $ MonthlyIncome            &lt;dbl&gt; 5993, 5130, 2090, 2909, 3468, 3068, 2670, 269…</w:t>
+        <w:t xml:space="preserve">## $ MonthlyIncome          </w:t>
+      </w:r>
+      <w:r>
+        <w:rPr>
+          <w:rStyle w:val="VerbatimChar"/>
+        </w:rPr>
+        <w:t xml:space="preserve">  &lt;dbl&gt; 5993, 5130, 2090, 2909, 3468, 3068, 2670, 269…</w:t>
       </w:r>
       <w:r>
         <w:br/>
@@ -1734,7 +1813,13 @@
         <w:rPr>
           <w:rStyle w:val="VerbatimChar"/>
         </w:rPr>
-        <w:t>## $ TotalWorkingYears        &lt;dbl&gt; 8, 10, 7, 8, 6, 8, 12, 1, 10, 17, 6, 10, 5, 3…</w:t>
+        <w:t>## $ TotalWork</w:t>
+      </w:r>
+      <w:r>
+        <w:rPr>
+          <w:rStyle w:val="VerbatimChar"/>
+        </w:rPr>
+        <w:t>ingYears        &lt;dbl&gt; 8, 10, 7, 8, 6, 8, 12, 1, 10, 17, 6, 10, 5, 3…</w:t>
       </w:r>
       <w:r>
         <w:br/>
@@ -1789,7 +1874,13 @@
         <w:rPr>
           <w:rStyle w:val="VerbatimChar"/>
         </w:rPr>
-        <w:t>## $ YearsWithCurrManager     &lt;dbl&gt; 5, 7, 0, 0, 2, 6, 0, 0, 8, 7, 3, 8, 3, 2, 3, …</w:t>
+        <w:t xml:space="preserve">## $ YearsWithCurrManager   </w:t>
+      </w:r>
+      <w:r>
+        <w:rPr>
+          <w:rStyle w:val="VerbatimChar"/>
+        </w:rPr>
+        <w:t xml:space="preserve">  &lt;dbl&gt; 5, 7, 0, 0, 2, 6, 0, 0, 8, 7, 3, 8, 3, 2, 3, …</w:t>
       </w:r>
     </w:p>
     <w:p>
@@ -1880,7 +1971,13 @@
         <w:rPr>
           <w:rStyle w:val="VerbatimChar"/>
         </w:rPr>
-        <w:t>##  $ DistanceFromHome        : num [1:1470] 1 8 2 3 2 2 3 24 23 27 ...</w:t>
+        <w:t xml:space="preserve">##  $ DistanceFromHome        : num </w:t>
+      </w:r>
+      <w:r>
+        <w:rPr>
+          <w:rStyle w:val="VerbatimChar"/>
+        </w:rPr>
+        <w:t>[1:1470] 1 8 2 3 2 2 3 24 23 27 ...</w:t>
       </w:r>
       <w:r>
         <w:br/>
@@ -1943,7 +2040,13 @@
         <w:rPr>
           <w:rStyle w:val="VerbatimChar"/>
         </w:rPr>
-        <w:t>##  $ HourlyRate              : num [1:1470] 94 61 92 56 40 79 81 67 44 94 ...</w:t>
+        <w:t>##  $ Hour</w:t>
+      </w:r>
+      <w:r>
+        <w:rPr>
+          <w:rStyle w:val="VerbatimChar"/>
+        </w:rPr>
+        <w:t>lyRate              : num [1:1470] 94 61 92 56 40 79 81 67 44 94 ...</w:t>
       </w:r>
       <w:r>
         <w:br/>
@@ -2024,7 +2127,13 @@
         <w:rPr>
           <w:rStyle w:val="VerbatimChar"/>
         </w:rPr>
-        <w:t>##  $ Over18                  : chr [1:1470] "Y" "Y" "Y" "Y" ...</w:t>
+        <w:t>##</w:t>
+      </w:r>
+      <w:r>
+        <w:rPr>
+          <w:rStyle w:val="VerbatimChar"/>
+        </w:rPr>
+        <w:t xml:space="preserve">  $ Over18                  : chr [1:1470] "Y" "Y" "Y" "Y" ...</w:t>
       </w:r>
       <w:r>
         <w:br/>
@@ -2087,7 +2196,13 @@
         <w:rPr>
           <w:rStyle w:val="VerbatimChar"/>
         </w:rPr>
-        <w:t>##  $ TotalWorkingYears       : num [1:1470] 8 10 7 8 6 8 12 1 10 17 ...</w:t>
+        <w:t>##  $ TotalW</w:t>
+      </w:r>
+      <w:r>
+        <w:rPr>
+          <w:rStyle w:val="VerbatimChar"/>
+        </w:rPr>
+        <w:t>orkingYears       : num [1:1470] 8 10 7 8 6 8 12 1 10 17 ...</w:t>
       </w:r>
       <w:r>
         <w:br/>
@@ -2327,7 +2442,7 @@
         <w:rPr>
           <w:rStyle w:val="FunctionTok"/>
         </w:rPr>
-        <w:t>mutate_at</w:t>
+        <w:t>mutate</w:t>
       </w:r>
       <w:r>
         <w:rPr>
@@ -2339,7 +2454,19 @@
         <w:rPr>
           <w:rStyle w:val="FunctionTok"/>
         </w:rPr>
-        <w:t>vars</w:t>
+        <w:t>across</w:t>
+      </w:r>
+      <w:r>
+        <w:rPr>
+          <w:rStyle w:val="NormalTok"/>
+        </w:rPr>
+        <w:t>(</w:t>
+      </w:r>
+      <w:r>
+        <w:rPr>
+          <w:rStyle w:val="FunctionTok"/>
+        </w:rPr>
+        <w:t>c</w:t>
       </w:r>
       <w:r>
         <w:rPr>
@@ -2378,7 +2505,7 @@
         <w:rPr>
           <w:rStyle w:val="NormalTok"/>
         </w:rPr>
-        <w:t xml:space="preserve">            as_factor) </w:t>
+        <w:t xml:space="preserve">            as_factor)) </w:t>
       </w:r>
       <w:r>
         <w:rPr>
@@ -2399,7 +2526,13 @@
         <w:rPr>
           <w:rStyle w:val="DocumentationTok"/>
         </w:rPr>
-        <w:t>## mutate particular variables to ordered factors</w:t>
+        <w:t>## mutate</w:t>
+      </w:r>
+      <w:r>
+        <w:rPr>
+          <w:rStyle w:val="DocumentationTok"/>
+        </w:rPr>
+        <w:t xml:space="preserve"> particular variables to ordered factors</w:t>
       </w:r>
       <w:r>
         <w:br/>
@@ -2429,7 +2562,7 @@
         <w:rPr>
           <w:rStyle w:val="FunctionTok"/>
         </w:rPr>
-        <w:t>mutate_at</w:t>
+        <w:t>mutate</w:t>
       </w:r>
       <w:r>
         <w:rPr>
@@ -2441,7 +2574,19 @@
         <w:rPr>
           <w:rStyle w:val="FunctionTok"/>
         </w:rPr>
-        <w:t>vars</w:t>
+        <w:t>across</w:t>
+      </w:r>
+      <w:r>
+        <w:rPr>
+          <w:rStyle w:val="NormalTok"/>
+        </w:rPr>
+        <w:t>(</w:t>
+      </w:r>
+      <w:r>
+        <w:rPr>
+          <w:rStyle w:val="FunctionTok"/>
+        </w:rPr>
+        <w:t>c</w:t>
       </w:r>
       <w:r>
         <w:rPr>
@@ -2504,7 +2649,7 @@
         <w:rPr>
           <w:rStyle w:val="NormalTok"/>
         </w:rPr>
-        <w:t>)</w:t>
+        <w:t>))</w:t>
       </w:r>
       <w:r>
         <w:br/>
@@ -2731,7 +2876,13 @@
         <w:rPr>
           <w:rStyle w:val="VerbatimChar"/>
         </w:rPr>
-        <w:t>##           EducationField EmployeeCount EmployeeNumber   EnvironmentSatisfaction</w:t>
+        <w:t>##           EducationField Empl</w:t>
+      </w:r>
+      <w:r>
+        <w:rPr>
+          <w:rStyle w:val="VerbatimChar"/>
+        </w:rPr>
+        <w:t>oyeeCount EmployeeNumber   EnvironmentSatisfaction</w:t>
       </w:r>
       <w:r>
         <w:br/>
@@ -2792,7 +2943,13 @@
         <w:rPr>
           <w:rStyle w:val="VerbatimChar"/>
         </w:rPr>
-        <w:t xml:space="preserve">##  Human Resources : 27    Max.   :1     Max.   :2068.0                          </w:t>
+        <w:t>##  Human Resources : 27    Max.   :1     Max.</w:t>
+      </w:r>
+      <w:r>
+        <w:rPr>
+          <w:rStyle w:val="VerbatimChar"/>
+        </w:rPr>
+        <w:t xml:space="preserve">   :2068.0                          </w:t>
       </w:r>
       <w:r>
         <w:br/>
@@ -2900,7 +3057,13 @@
         <w:rPr>
           <w:rStyle w:val="VerbatimChar"/>
         </w:rPr>
-        <w:t xml:space="preserve">##  Research Scientist       :292   2:280           Married :673   1st Qu.: 2911  </w:t>
+        <w:t>##  Research Scientist       :292   2:280           Marr</w:t>
+      </w:r>
+      <w:r>
+        <w:rPr>
+          <w:rStyle w:val="VerbatimChar"/>
+        </w:rPr>
+        <w:t xml:space="preserve">ied :673   1st Qu.: 2911  </w:t>
       </w:r>
       <w:r>
         <w:br/>
@@ -2954,7 +3117,13 @@
         <w:rPr>
           <w:rStyle w:val="VerbatimChar"/>
         </w:rPr>
-        <w:t>##   MonthlyRate    NumCompaniesWorked Over18   OverTime   PercentSalaryHike</w:t>
+        <w:t>##   MonthlyRate    NumCompaniesWorked Over18   OverTime   PercentSala</w:t>
+      </w:r>
+      <w:r>
+        <w:rPr>
+          <w:rStyle w:val="VerbatimChar"/>
+        </w:rPr>
+        <w:t>ryHike</w:t>
       </w:r>
       <w:r>
         <w:br/>
@@ -3017,6 +3186,169 @@
         <w:rPr>
           <w:rStyle w:val="VerbatimChar"/>
         </w:rPr>
+        <w:t xml:space="preserve">##                                         </w:t>
+      </w:r>
+      <w:r>
+        <w:rPr>
+          <w:rStyle w:val="VerbatimChar"/>
+        </w:rPr>
+        <w:t xml:space="preserve">                                 </w:t>
+      </w:r>
+      <w:r>
+        <w:br/>
+      </w:r>
+      <w:r>
+        <w:rPr>
+          <w:rStyle w:val="VerbatimChar"/>
+        </w:rPr>
+        <w:t>##  PerformanceRating RelationshipSatisfaction StandardHours StockOptionLevel</w:t>
+      </w:r>
+      <w:r>
+        <w:br/>
+      </w:r>
+      <w:r>
+        <w:rPr>
+          <w:rStyle w:val="VerbatimChar"/>
+        </w:rPr>
+        <w:t xml:space="preserve">##  3:1244            1:276                    Min.   :80    Min.   :0.0000  </w:t>
+      </w:r>
+      <w:r>
+        <w:br/>
+      </w:r>
+      <w:r>
+        <w:rPr>
+          <w:rStyle w:val="VerbatimChar"/>
+        </w:rPr>
+        <w:t xml:space="preserve">##  4: 226            2:303                    1st Qu.:80    1st Qu.:0.0000  </w:t>
+      </w:r>
+      <w:r>
+        <w:br/>
+      </w:r>
+      <w:r>
+        <w:rPr>
+          <w:rStyle w:val="VerbatimChar"/>
+        </w:rPr>
+        <w:t xml:space="preserve">##                    3:459                    Median :80    Median :1.0000  </w:t>
+      </w:r>
+      <w:r>
+        <w:br/>
+      </w:r>
+      <w:r>
+        <w:rPr>
+          <w:rStyle w:val="VerbatimChar"/>
+        </w:rPr>
+        <w:t xml:space="preserve">##                    4:432                    Mean   :80    Mean   :0.7939  </w:t>
+      </w:r>
+      <w:r>
+        <w:br/>
+      </w:r>
+      <w:r>
+        <w:rPr>
+          <w:rStyle w:val="VerbatimChar"/>
+        </w:rPr>
+        <w:t xml:space="preserve">##                                             3rd Qu.:80    3rd Qu.:1.0000  </w:t>
+      </w:r>
+      <w:r>
+        <w:br/>
+      </w:r>
+      <w:r>
+        <w:rPr>
+          <w:rStyle w:val="VerbatimChar"/>
+        </w:rPr>
+        <w:lastRenderedPageBreak/>
+        <w:t xml:space="preserve">##        </w:t>
+      </w:r>
+      <w:r>
+        <w:rPr>
+          <w:rStyle w:val="VerbatimChar"/>
+        </w:rPr>
+        <w:t xml:space="preserve">                                     Max.   :80    Max.   :3.0000  </w:t>
+      </w:r>
+      <w:r>
+        <w:br/>
+      </w:r>
+      <w:r>
+        <w:rPr>
+          <w:rStyle w:val="VerbatimChar"/>
+        </w:rPr>
+        <w:t xml:space="preserve">##                                                                           </w:t>
+      </w:r>
+      <w:r>
+        <w:br/>
+      </w:r>
+      <w:r>
+        <w:rPr>
+          <w:rStyle w:val="VerbatimChar"/>
+        </w:rPr>
+        <w:t xml:space="preserve">##  TotalWorkingYears TrainingTimesLastYear WorkLifeBalance YearsAtCompany  </w:t>
+      </w:r>
+      <w:r>
+        <w:br/>
+      </w:r>
+      <w:r>
+        <w:rPr>
+          <w:rStyle w:val="VerbatimChar"/>
+        </w:rPr>
+        <w:t xml:space="preserve">##  Min.   : 0.00     Min.   :0.000         1: 80           Min.   : 0.000  </w:t>
+      </w:r>
+      <w:r>
+        <w:br/>
+      </w:r>
+      <w:r>
+        <w:rPr>
+          <w:rStyle w:val="VerbatimChar"/>
+        </w:rPr>
+        <w:t xml:space="preserve">##  1st Qu.: 6.00     1st Qu.:2.000         2:344           1st Qu.: 3.000  </w:t>
+      </w:r>
+      <w:r>
+        <w:br/>
+      </w:r>
+      <w:r>
+        <w:rPr>
+          <w:rStyle w:val="VerbatimChar"/>
+        </w:rPr>
+        <w:t xml:space="preserve">##  Median :10.00     Median :3.000         3:893           Median : 5.000  </w:t>
+      </w:r>
+      <w:r>
+        <w:br/>
+      </w:r>
+      <w:r>
+        <w:rPr>
+          <w:rStyle w:val="VerbatimChar"/>
+        </w:rPr>
+        <w:t xml:space="preserve">##  Mean   :11.28     Mean   :2.799         4:153         </w:t>
+      </w:r>
+      <w:r>
+        <w:rPr>
+          <w:rStyle w:val="VerbatimChar"/>
+        </w:rPr>
+        <w:t xml:space="preserve">  Mean   : 7.008  </w:t>
+      </w:r>
+      <w:r>
+        <w:br/>
+      </w:r>
+      <w:r>
+        <w:rPr>
+          <w:rStyle w:val="VerbatimChar"/>
+        </w:rPr>
+        <w:t xml:space="preserve">##  3rd Qu.:15.00     3rd Qu.:3.000                         3rd Qu.: 9.000  </w:t>
+      </w:r>
+      <w:r>
+        <w:br/>
+      </w:r>
+      <w:r>
+        <w:rPr>
+          <w:rStyle w:val="VerbatimChar"/>
+        </w:rPr>
+        <w:t xml:space="preserve">##  Max.   :40.00     Max.   :6.000                         Max.   :40.000  </w:t>
+      </w:r>
+      <w:r>
+        <w:br/>
+      </w:r>
+      <w:r>
+        <w:rPr>
+          <w:rStyle w:val="VerbatimChar"/>
+        </w:rPr>
         <w:t xml:space="preserve">##                                                                          </w:t>
       </w:r>
       <w:r>
@@ -3026,151 +3358,6 @@
         <w:rPr>
           <w:rStyle w:val="VerbatimChar"/>
         </w:rPr>
-        <w:t>##  PerformanceRating RelationshipSatisfaction StandardHours StockOptionLevel</w:t>
-      </w:r>
-      <w:r>
-        <w:br/>
-      </w:r>
-      <w:r>
-        <w:rPr>
-          <w:rStyle w:val="VerbatimChar"/>
-        </w:rPr>
-        <w:t xml:space="preserve">##  3:1244            1:276                    Min.   :80    Min.   :0.0000  </w:t>
-      </w:r>
-      <w:r>
-        <w:br/>
-      </w:r>
-      <w:r>
-        <w:rPr>
-          <w:rStyle w:val="VerbatimChar"/>
-        </w:rPr>
-        <w:t xml:space="preserve">##  4: 226            2:303                    1st Qu.:80    1st Qu.:0.0000  </w:t>
-      </w:r>
-      <w:r>
-        <w:br/>
-      </w:r>
-      <w:r>
-        <w:rPr>
-          <w:rStyle w:val="VerbatimChar"/>
-        </w:rPr>
-        <w:t xml:space="preserve">##                    3:459                    Median :80    Median :1.0000  </w:t>
-      </w:r>
-      <w:r>
-        <w:br/>
-      </w:r>
-      <w:r>
-        <w:rPr>
-          <w:rStyle w:val="VerbatimChar"/>
-        </w:rPr>
-        <w:t xml:space="preserve">##                    4:432                    Mean   :80    Mean   :0.7939  </w:t>
-      </w:r>
-      <w:r>
-        <w:br/>
-      </w:r>
-      <w:r>
-        <w:rPr>
-          <w:rStyle w:val="VerbatimChar"/>
-        </w:rPr>
-        <w:t xml:space="preserve">##                                             3rd Qu.:80    3rd Qu.:1.0000  </w:t>
-      </w:r>
-      <w:r>
-        <w:br/>
-      </w:r>
-      <w:r>
-        <w:rPr>
-          <w:rStyle w:val="VerbatimChar"/>
-        </w:rPr>
-        <w:lastRenderedPageBreak/>
-        <w:t xml:space="preserve">##                                             Max.   :80    Max.   :3.0000  </w:t>
-      </w:r>
-      <w:r>
-        <w:br/>
-      </w:r>
-      <w:r>
-        <w:rPr>
-          <w:rStyle w:val="VerbatimChar"/>
-        </w:rPr>
-        <w:t xml:space="preserve">##                                                                           </w:t>
-      </w:r>
-      <w:r>
-        <w:br/>
-      </w:r>
-      <w:r>
-        <w:rPr>
-          <w:rStyle w:val="VerbatimChar"/>
-        </w:rPr>
-        <w:t xml:space="preserve">##  TotalWorkingYears TrainingTimesLastYear WorkLifeBalance YearsAtCompany  </w:t>
-      </w:r>
-      <w:r>
-        <w:br/>
-      </w:r>
-      <w:r>
-        <w:rPr>
-          <w:rStyle w:val="VerbatimChar"/>
-        </w:rPr>
-        <w:t xml:space="preserve">##  Min.   : 0.00     Min.   :0.000         1: 80           Min.   : 0.000  </w:t>
-      </w:r>
-      <w:r>
-        <w:br/>
-      </w:r>
-      <w:r>
-        <w:rPr>
-          <w:rStyle w:val="VerbatimChar"/>
-        </w:rPr>
-        <w:t xml:space="preserve">##  1st Qu.: 6.00     1st Qu.:2.000         2:344           1st Qu.: 3.000  </w:t>
-      </w:r>
-      <w:r>
-        <w:br/>
-      </w:r>
-      <w:r>
-        <w:rPr>
-          <w:rStyle w:val="VerbatimChar"/>
-        </w:rPr>
-        <w:t xml:space="preserve">##  Median :10.00     Median :3.000         3:893           Median : 5.000  </w:t>
-      </w:r>
-      <w:r>
-        <w:br/>
-      </w:r>
-      <w:r>
-        <w:rPr>
-          <w:rStyle w:val="VerbatimChar"/>
-        </w:rPr>
-        <w:t xml:space="preserve">##  Mean   :11.28     Mean   :2.799         4:153           Mean   : 7.008  </w:t>
-      </w:r>
-      <w:r>
-        <w:br/>
-      </w:r>
-      <w:r>
-        <w:rPr>
-          <w:rStyle w:val="VerbatimChar"/>
-        </w:rPr>
-        <w:t xml:space="preserve">##  3rd Qu.:15.00     3rd Qu.:3.000                         3rd Qu.: 9.000  </w:t>
-      </w:r>
-      <w:r>
-        <w:br/>
-      </w:r>
-      <w:r>
-        <w:rPr>
-          <w:rStyle w:val="VerbatimChar"/>
-        </w:rPr>
-        <w:t xml:space="preserve">##  Max.   :40.00     Max.   :6.000                         Max.   :40.000  </w:t>
-      </w:r>
-      <w:r>
-        <w:br/>
-      </w:r>
-      <w:r>
-        <w:rPr>
-          <w:rStyle w:val="VerbatimChar"/>
-        </w:rPr>
-        <w:t xml:space="preserve">##                                                                          </w:t>
-      </w:r>
-      <w:r>
-        <w:br/>
-      </w:r>
-      <w:r>
-        <w:rPr>
-          <w:rStyle w:val="VerbatimChar"/>
-        </w:rPr>
         <w:t>##  YearsInCurrentRole YearsSinceLastPromotion YearsWithCurrManager</w:t>
       </w:r>
       <w:r>
@@ -3198,7 +3385,13 @@
         <w:rPr>
           <w:rStyle w:val="VerbatimChar"/>
         </w:rPr>
-        <w:t xml:space="preserve">##  Median : 3.000     Median : 1.000          Median : 3.000      </w:t>
+        <w:t>##  Median : 3.000     Median : 1.000          Median : 3.</w:t>
+      </w:r>
+      <w:r>
+        <w:rPr>
+          <w:rStyle w:val="VerbatimChar"/>
+        </w:rPr>
+        <w:t xml:space="preserve">000      </w:t>
       </w:r>
       <w:r>
         <w:br/>
@@ -3478,7 +3671,13 @@
         <w:rPr>
           <w:rStyle w:val="VerbatimChar"/>
         </w:rPr>
-        <w:t>## $ DistanceFromHome         &lt;dbl&gt; 8, 20, 2, 2, 24, 18, 6, 21, 6, 1, 8, 5, 3, 6,…</w:t>
+        <w:t>## $ DistanceFromHome         &lt;dbl&gt; 8, 20, 2, 2, 24, 18, 6, 21, 6, 1, 8, 5, 3, 6,</w:t>
+      </w:r>
+      <w:r>
+        <w:rPr>
+          <w:rStyle w:val="VerbatimChar"/>
+        </w:rPr>
+        <w:t>…</w:t>
       </w:r>
       <w:r>
         <w:br/>
@@ -3542,7 +3741,13 @@
         <w:rPr>
           <w:rStyle w:val="VerbatimChar"/>
         </w:rPr>
-        <w:t>## $ HourlyRate               &lt;dbl&gt; 34, 51, 100, 52, 38, 81, 47, 79, 81, 40, 92, …</w:t>
+        <w:t>## $ HourlyR</w:t>
+      </w:r>
+      <w:r>
+        <w:rPr>
+          <w:rStyle w:val="VerbatimChar"/>
+        </w:rPr>
+        <w:t>ate               &lt;dbl&gt; 34, 51, 100, 52, 38, 81, 47, 79, 81, 40, 92, …</w:t>
       </w:r>
       <w:r>
         <w:br/>
@@ -3715,7 +3920,13 @@
         <w:rPr>
           <w:rStyle w:val="VerbatimChar"/>
         </w:rPr>
-        <w:t>## $ TrainingTimesLastYear    &lt;dbl&gt; 3, 2, 2, 2, 3, 2, 4, 6, 2, 0, 5, 2, 2, 3, 2, …</w:t>
+        <w:t>## $ TrainingT</w:t>
+      </w:r>
+      <w:r>
+        <w:rPr>
+          <w:rStyle w:val="VerbatimChar"/>
+        </w:rPr>
+        <w:t>imesLastYear    &lt;dbl&gt; 3, 2, 2, 2, 3, 2, 4, 6, 2, 0, 5, 2, 2, 3, 2, …</w:t>
       </w:r>
       <w:r>
         <w:br/>
@@ -3852,7 +4063,13 @@
         <w:rPr>
           <w:rStyle w:val="VerbatimChar"/>
         </w:rPr>
-        <w:t>##  $ DistanceFromHome        : num [1:1029] 8 20 2 2 24 18 6 21 6 1 ...</w:t>
+        <w:t>##  $ DistanceFromHome        : num [1:1029] 8 20 2 2 24 18 6 21 6 1</w:t>
+      </w:r>
+      <w:r>
+        <w:rPr>
+          <w:rStyle w:val="VerbatimChar"/>
+        </w:rPr>
+        <w:t xml:space="preserve"> ...</w:t>
       </w:r>
       <w:r>
         <w:br/>
@@ -3906,7 +4123,13 @@
         <w:rPr>
           <w:rStyle w:val="VerbatimChar"/>
         </w:rPr>
-        <w:t>##  $ Gender                  : Factor w/ 2 levels "Female","Male": 1 2 2 2 2 2 2 2 1 1 ...</w:t>
+        <w:t>##  $ Gender                  : Factor w/ 2 levels "Female","Male": 1 2 2 2 2 2 2</w:t>
+      </w:r>
+      <w:r>
+        <w:rPr>
+          <w:rStyle w:val="VerbatimChar"/>
+        </w:rPr>
+        <w:t xml:space="preserve"> 2 1 1 ...</w:t>
       </w:r>
       <w:r>
         <w:br/>
@@ -3960,7 +4183,13 @@
         <w:rPr>
           <w:rStyle w:val="VerbatimChar"/>
         </w:rPr>
-        <w:t>##  $ MaritalStatus           : Factor w/ 3 levels "Single","Married",..: 1 2 2 2 2 2 2 2 2 1 ...</w:t>
+        <w:t>##  $ MaritalStatus           : Facto</w:t>
+      </w:r>
+      <w:r>
+        <w:rPr>
+          <w:rStyle w:val="VerbatimChar"/>
+        </w:rPr>
+        <w:t>r w/ 3 levels "Single","Married",..: 1 2 2 2 2 2 2 2 2 1 ...</w:t>
       </w:r>
       <w:r>
         <w:br/>
@@ -4014,7 +4243,13 @@
         <w:rPr>
           <w:rStyle w:val="VerbatimChar"/>
         </w:rPr>
-        <w:t>##  $ PercentSalaryHike       : num [1:1029] 12 17 14 12 13 18 11 18 13 13 ...</w:t>
+        <w:t>##  $ PercentSalaryHike       : num [1:1029] 12 17 14 12 13 18 11</w:t>
+      </w:r>
+      <w:r>
+        <w:rPr>
+          <w:rStyle w:val="VerbatimChar"/>
+        </w:rPr>
+        <w:t xml:space="preserve"> 18 13 13 ...</w:t>
       </w:r>
       <w:r>
         <w:br/>
@@ -4084,7 +4319,13 @@
         <w:rPr>
           <w:rStyle w:val="VerbatimChar"/>
         </w:rPr>
-        <w:t>##  $ WorkLifeBalance         : Ord.factor w/ 4 levels "1"&lt;"2"&lt;"3"&lt;"4": 4 2 3 3 3 3 3 3 3 3 ...</w:t>
+        <w:t xml:space="preserve">##  $ WorkLifeBalance   </w:t>
+      </w:r>
+      <w:r>
+        <w:rPr>
+          <w:rStyle w:val="VerbatimChar"/>
+        </w:rPr>
+        <w:t xml:space="preserve">      : Ord.factor w/ 4 levels "1"&lt;"2"&lt;"3"&lt;"4": 4 2 3 3 3 3 3 3 3 3 ...</w:t>
       </w:r>
       <w:r>
         <w:br/>
@@ -4253,7 +4494,13 @@
         <w:rPr>
           <w:rStyle w:val="VerbatimChar"/>
         </w:rPr>
-        <w:t xml:space="preserve">## 5    24 No        Travel_Freque…       535 Sales                    24 3        </w:t>
+        <w:t xml:space="preserve">## 5    </w:t>
+      </w:r>
+      <w:r>
+        <w:rPr>
+          <w:rStyle w:val="VerbatimChar"/>
+        </w:rPr>
+        <w:t xml:space="preserve">24 No        Travel_Freque…       535 Sales                    24 3        </w:t>
       </w:r>
       <w:r>
         <w:br/>
@@ -4307,7 +4554,13 @@
         <w:rPr>
           <w:rStyle w:val="VerbatimChar"/>
         </w:rPr>
-        <w:t>## #   EmployeeNumber &lt;dbl&gt;, EnvironmentSatisfaction &lt;ord&gt;, Gender &lt;fct&gt;,</w:t>
+        <w:t>## #   EmployeeNumber &lt;dbl&gt;, En</w:t>
+      </w:r>
+      <w:r>
+        <w:rPr>
+          <w:rStyle w:val="VerbatimChar"/>
+        </w:rPr>
+        <w:t>vironmentSatisfaction &lt;ord&gt;, Gender &lt;fct&gt;,</w:t>
       </w:r>
       <w:r>
         <w:br/>
@@ -4477,7 +4730,13 @@
         <w:rPr>
           <w:rStyle w:val="VerbatimChar"/>
         </w:rPr>
-        <w:t>##  5    52 No        Travel_Rarely          1325 Research &amp; Deve…               11</w:t>
+        <w:t xml:space="preserve">##  5  </w:t>
+      </w:r>
+      <w:r>
+        <w:rPr>
+          <w:rStyle w:val="VerbatimChar"/>
+        </w:rPr>
+        <w:t xml:space="preserve">  52 No        Travel_Rarely          1325 Research &amp; Deve…               11</w:t>
       </w:r>
       <w:r>
         <w:br/>
@@ -4531,7 +4790,13 @@
         <w:rPr>
           <w:rStyle w:val="VerbatimChar"/>
         </w:rPr>
-        <w:t>## 11    27 No        Non-Travel              443 Research &amp; Deve…                3</w:t>
+        <w:t xml:space="preserve">## 11    27 No </w:t>
+      </w:r>
+      <w:r>
+        <w:rPr>
+          <w:rStyle w:val="VerbatimChar"/>
+        </w:rPr>
+        <w:t xml:space="preserve">       Non-Travel              443 Research &amp; Deve…                3</w:t>
       </w:r>
       <w:r>
         <w:br/>
@@ -4585,7 +4850,13 @@
         <w:rPr>
           <w:rStyle w:val="VerbatimChar"/>
         </w:rPr>
-        <w:t>## #   MonthlyIncome &lt;dbl&gt;, MonthlyRate &lt;dbl&gt;, NumCompaniesWorked &lt;dbl&gt;,</w:t>
+        <w:t>## #   MonthlyIncome &lt;dbl&gt;, MonthlyRate &lt;dbl&gt;, NumCompaniesWorked &lt;dbl</w:t>
+      </w:r>
+      <w:r>
+        <w:rPr>
+          <w:rStyle w:val="VerbatimChar"/>
+        </w:rPr>
+        <w:t>&gt;,</w:t>
       </w:r>
       <w:r>
         <w:br/>
@@ -4994,7 +5265,7 @@
         <w:pStyle w:val="Heading1"/>
       </w:pPr>
       <w:bookmarkStart w:id="6" w:name="plotting-continuous-variables"/>
-      <w:bookmarkStart w:id="7" w:name="_Toc231989323"/>
+      <w:bookmarkStart w:id="7" w:name="_Toc233030683"/>
       <w:bookmarkEnd w:id="4"/>
       <w:r>
         <w:t>Plotting Continuous Variables</w:t>
@@ -5455,7 +5726,19 @@
         <w:rPr>
           <w:rStyle w:val="NormalTok"/>
         </w:rPr>
-        <w:t xml:space="preserve"> ..prop.., </w:t>
+        <w:t xml:space="preserve"> </w:t>
+      </w:r>
+      <w:r>
+        <w:rPr>
+          <w:rStyle w:val="FunctionTok"/>
+        </w:rPr>
+        <w:t>after_stat</w:t>
+      </w:r>
+      <w:r>
+        <w:rPr>
+          <w:rStyle w:val="NormalTok"/>
+        </w:rPr>
+        <w:t xml:space="preserve">(prop), </w:t>
       </w:r>
       <w:r>
         <w:rPr>
@@ -5635,7 +5918,13 @@
         <w:rPr>
           <w:rStyle w:val="FunctionTok"/>
         </w:rPr>
-        <w:t>percent_format</w:t>
+        <w:t>perc</w:t>
+      </w:r>
+      <w:r>
+        <w:rPr>
+          <w:rStyle w:val="FunctionTok"/>
+        </w:rPr>
+        <w:t>ent_format</w:t>
       </w:r>
       <w:r>
         <w:rPr>
@@ -5653,7 +5942,7 @@
           <w:noProof/>
         </w:rPr>
         <w:drawing>
-          <wp:inline distT="0" distB="0" distL="0" distR="0" wp14:anchorId="087DAB51" wp14:editId="087DAB52">
+          <wp:inline distT="0" distB="0" distL="0" distR="0" wp14:anchorId="057B67BC" wp14:editId="057B67BD">
             <wp:extent cx="4620126" cy="3696101"/>
             <wp:effectExtent l="0" t="0" r="0" b="0"/>
             <wp:docPr id="16" name="Picture"/>
@@ -6252,7 +6541,19 @@
         <w:rPr>
           <w:rStyle w:val="NormalTok"/>
         </w:rPr>
-        <w:t xml:space="preserve"> ..prop..),</w:t>
+        <w:t xml:space="preserve"> </w:t>
+      </w:r>
+      <w:r>
+        <w:rPr>
+          <w:rStyle w:val="FunctionTok"/>
+        </w:rPr>
+        <w:t>after_stat</w:t>
+      </w:r>
+      <w:r>
+        <w:rPr>
+          <w:rStyle w:val="NormalTok"/>
+        </w:rPr>
+        <w:t>(prop)),</w:t>
       </w:r>
       <w:r>
         <w:br/>
@@ -6600,7 +6901,19 @@
         <w:rPr>
           <w:rStyle w:val="NormalTok"/>
         </w:rPr>
-        <w:t xml:space="preserve"> ..prop..,</w:t>
+        <w:t xml:space="preserve"> </w:t>
+      </w:r>
+      <w:r>
+        <w:rPr>
+          <w:rStyle w:val="FunctionTok"/>
+        </w:rPr>
+        <w:t>after_stat</w:t>
+      </w:r>
+      <w:r>
+        <w:rPr>
+          <w:rStyle w:val="NormalTok"/>
+        </w:rPr>
+        <w:t>(prop),</w:t>
       </w:r>
       <w:r>
         <w:br/>
@@ -6654,7 +6967,19 @@
         <w:rPr>
           <w:rStyle w:val="NormalTok"/>
         </w:rPr>
-        <w:t xml:space="preserve">(..prop.., </w:t>
+        <w:t>(</w:t>
+      </w:r>
+      <w:r>
+        <w:rPr>
+          <w:rStyle w:val="FunctionTok"/>
+        </w:rPr>
+        <w:t>after_stat</w:t>
+      </w:r>
+      <w:r>
+        <w:rPr>
+          <w:rStyle w:val="NormalTok"/>
+        </w:rPr>
+        <w:t xml:space="preserve">(prop), </w:t>
       </w:r>
       <w:r>
         <w:rPr>
@@ -6997,7 +7322,7 @@
         </w:rPr>
         <w:lastRenderedPageBreak/>
         <w:drawing>
-          <wp:inline distT="0" distB="0" distL="0" distR="0" wp14:anchorId="087DAB53" wp14:editId="087DAB54">
+          <wp:inline distT="0" distB="0" distL="0" distR="0" wp14:anchorId="057B67BE" wp14:editId="057B67BF">
             <wp:extent cx="4620126" cy="3696101"/>
             <wp:effectExtent l="0" t="0" r="0" b="0"/>
             <wp:docPr id="19" name="Picture"/>
@@ -7494,7 +7819,13 @@
         <w:rPr>
           <w:rStyle w:val="CommentTok"/>
         </w:rPr>
-        <w:t># multiply percentage by 100 with one decimal point</w:t>
+        <w:t># multiply percentage by 100 w</w:t>
+      </w:r>
+      <w:r>
+        <w:rPr>
+          <w:rStyle w:val="CommentTok"/>
+        </w:rPr>
+        <w:t>ith one decimal point</w:t>
       </w:r>
       <w:r>
         <w:br/>
@@ -8125,8 +8456,8 @@
           <w:noProof/>
         </w:rPr>
         <w:drawing>
-          <wp:inline distT="0" distB="0" distL="0" distR="0" wp14:anchorId="087DAB55" wp14:editId="16B0C893">
-            <wp:extent cx="5994400" cy="4845050"/>
+          <wp:inline distT="0" distB="0" distL="0" distR="0" wp14:anchorId="057B67C0" wp14:editId="057B67C1">
+            <wp:extent cx="4620126" cy="3696101"/>
             <wp:effectExtent l="0" t="0" r="0" b="0"/>
             <wp:docPr id="22" name="Picture"/>
             <wp:cNvGraphicFramePr/>
@@ -8148,7 +8479,1054 @@
                   <pic:spPr bwMode="auto">
                     <a:xfrm>
                       <a:off x="0" y="0"/>
-                      <a:ext cx="5995058" cy="4845582"/>
+                      <a:ext cx="4620126" cy="3696101"/>
+                    </a:xfrm>
+                    <a:prstGeom prst="rect">
+                      <a:avLst/>
+                    </a:prstGeom>
+                    <a:noFill/>
+                    <a:ln w="9525">
+                      <a:noFill/>
+                      <a:headEnd/>
+                      <a:tailEnd/>
+                    </a:ln>
+                  </pic:spPr>
+                </pic:pic>
+              </a:graphicData>
+            </a:graphic>
+          </wp:inline>
+        </w:drawing>
+      </w:r>
+    </w:p>
+    <w:p>
+      <w:pPr>
+        <w:pStyle w:val="SourceCode"/>
+      </w:pPr>
+      <w:r>
+        <w:rPr>
+          <w:rStyle w:val="DocumentationTok"/>
+        </w:rPr>
+        <w:t>### compute quartiles for variable</w:t>
+      </w:r>
+      <w:r>
+        <w:br/>
+      </w:r>
+      <w:r>
+        <w:rPr>
+          <w:rStyle w:val="DocumentationTok"/>
+        </w:rPr>
+        <w:t>## compute data; set percentiles</w:t>
+      </w:r>
+      <w:r>
+        <w:br/>
+      </w:r>
+      <w:r>
+        <w:rPr>
+          <w:rStyle w:val="NormalTok"/>
+        </w:rPr>
+        <w:t xml:space="preserve">ten_quart </w:t>
+      </w:r>
+      <w:r>
+        <w:rPr>
+          <w:rStyle w:val="OtherTok"/>
+        </w:rPr>
+        <w:t>&lt;-</w:t>
+      </w:r>
+      <w:r>
+        <w:rPr>
+          <w:rStyle w:val="NormalTok"/>
+        </w:rPr>
+        <w:t xml:space="preserve"> </w:t>
+      </w:r>
+      <w:r>
+        <w:rPr>
+          <w:rStyle w:val="FunctionTok"/>
+        </w:rPr>
+        <w:t>tibble</w:t>
+      </w:r>
+      <w:r>
+        <w:rPr>
+          <w:rStyle w:val="NormalTok"/>
+        </w:rPr>
+        <w:t>(</w:t>
+      </w:r>
+      <w:r>
+        <w:rPr>
+          <w:rStyle w:val="AttributeTok"/>
+        </w:rPr>
+        <w:t>perc =</w:t>
+      </w:r>
+      <w:r>
+        <w:rPr>
+          <w:rStyle w:val="NormalTok"/>
+        </w:rPr>
+        <w:t xml:space="preserve"> </w:t>
+      </w:r>
+      <w:r>
+        <w:rPr>
+          <w:rStyle w:val="FunctionTok"/>
+        </w:rPr>
+        <w:t>c</w:t>
+      </w:r>
+      <w:r>
+        <w:rPr>
+          <w:rStyle w:val="NormalTok"/>
+        </w:rPr>
+        <w:t>(</w:t>
+      </w:r>
+      <w:r>
+        <w:rPr>
+          <w:rStyle w:val="FloatTok"/>
+        </w:rPr>
+        <w:t>0.25</w:t>
+      </w:r>
+      <w:r>
+        <w:rPr>
+          <w:rStyle w:val="NormalTok"/>
+        </w:rPr>
+        <w:t xml:space="preserve">, </w:t>
+      </w:r>
+      <w:r>
+        <w:rPr>
+          <w:rStyle w:val="FloatTok"/>
+        </w:rPr>
+        <w:t>0.5</w:t>
+      </w:r>
+      <w:r>
+        <w:rPr>
+          <w:rStyle w:val="NormalTok"/>
+        </w:rPr>
+        <w:t xml:space="preserve">, </w:t>
+      </w:r>
+      <w:r>
+        <w:rPr>
+          <w:rStyle w:val="FloatTok"/>
+        </w:rPr>
+        <w:t>0.75</w:t>
+      </w:r>
+      <w:r>
+        <w:rPr>
+          <w:rStyle w:val="NormalTok"/>
+        </w:rPr>
+        <w:t>),</w:t>
+      </w:r>
+      <w:r>
+        <w:br/>
+      </w:r>
+      <w:r>
+        <w:rPr>
+          <w:rStyle w:val="NormalTok"/>
+        </w:rPr>
+        <w:t xml:space="preserve">  </w:t>
+      </w:r>
+      <w:r>
+        <w:rPr>
+          <w:rStyle w:val="DocumentationTok"/>
+        </w:rPr>
+        <w:t>## compute quantiles</w:t>
+      </w:r>
+      <w:r>
+        <w:br/>
+      </w:r>
+      <w:r>
+        <w:rPr>
+          <w:rStyle w:val="NormalTok"/>
+        </w:rPr>
+        <w:t xml:space="preserve">  </w:t>
+      </w:r>
+      <w:r>
+        <w:rPr>
+          <w:rStyle w:val="AttributeTok"/>
+        </w:rPr>
+        <w:t>quant =</w:t>
+      </w:r>
+      <w:r>
+        <w:rPr>
+          <w:rStyle w:val="NormalTok"/>
+        </w:rPr>
+        <w:t xml:space="preserve"> </w:t>
+      </w:r>
+      <w:r>
+        <w:rPr>
+          <w:rStyle w:val="FunctionTok"/>
+        </w:rPr>
+        <w:t>quantile</w:t>
+      </w:r>
+      <w:r>
+        <w:rPr>
+          <w:rStyle w:val="NormalTok"/>
+        </w:rPr>
+        <w:t>(team_work_samp</w:t>
+      </w:r>
+      <w:r>
+        <w:rPr>
+          <w:rStyle w:val="SpecialCharTok"/>
+        </w:rPr>
+        <w:t>$</w:t>
+      </w:r>
+      <w:r>
+        <w:rPr>
+          <w:rStyle w:val="NormalTok"/>
+        </w:rPr>
+        <w:t xml:space="preserve">TotalWorkingYears, </w:t>
+      </w:r>
+      <w:r>
+        <w:rPr>
+          <w:rStyle w:val="AttributeTok"/>
+        </w:rPr>
+        <w:t>probs =</w:t>
+      </w:r>
+      <w:r>
+        <w:rPr>
+          <w:rStyle w:val="NormalTok"/>
+        </w:rPr>
+        <w:t xml:space="preserve"> perc))</w:t>
+      </w:r>
+      <w:r>
+        <w:br/>
+      </w:r>
+      <w:r>
+        <w:br/>
+      </w:r>
+      <w:r>
+        <w:rPr>
+          <w:rStyle w:val="DocumentationTok"/>
+        </w:rPr>
+        <w:t>### plot single categorical variable</w:t>
+      </w:r>
+      <w:r>
+        <w:br/>
+      </w:r>
+      <w:r>
+        <w:rPr>
+          <w:rStyle w:val="DocumentationTok"/>
+        </w:rPr>
+        <w:t>## choose data and mapping</w:t>
+      </w:r>
+      <w:r>
+        <w:br/>
+      </w:r>
+      <w:r>
+        <w:rPr>
+          <w:rStyle w:val="FunctionTok"/>
+        </w:rPr>
+        <w:t>ggplot</w:t>
+      </w:r>
+      <w:r>
+        <w:rPr>
+          <w:rStyle w:val="NormalTok"/>
+        </w:rPr>
+        <w:t xml:space="preserve">(team_work_samp, </w:t>
+      </w:r>
+      <w:r>
+        <w:rPr>
+          <w:rStyle w:val="FunctionTok"/>
+        </w:rPr>
+        <w:t>aes</w:t>
+      </w:r>
+      <w:r>
+        <w:rPr>
+          <w:rStyle w:val="NormalTok"/>
+        </w:rPr>
+        <w:t>(</w:t>
+      </w:r>
+      <w:r>
+        <w:rPr>
+          <w:rStyle w:val="AttributeTok"/>
+        </w:rPr>
+        <w:t>x =</w:t>
+      </w:r>
+      <w:r>
+        <w:rPr>
+          <w:rStyle w:val="NormalTok"/>
+        </w:rPr>
+        <w:t xml:space="preserve"> TotalWorkingYears)) </w:t>
+      </w:r>
+      <w:r>
+        <w:rPr>
+          <w:rStyle w:val="SpecialCharTok"/>
+        </w:rPr>
+        <w:t>+</w:t>
+      </w:r>
+      <w:r>
+        <w:br/>
+      </w:r>
+      <w:r>
+        <w:rPr>
+          <w:rStyle w:val="NormalTok"/>
+        </w:rPr>
+        <w:t xml:space="preserve">  </w:t>
+      </w:r>
+      <w:r>
+        <w:rPr>
+          <w:rStyle w:val="DocumentationTok"/>
+        </w:rPr>
+        <w:t>## specify histogram geometry</w:t>
+      </w:r>
+      <w:r>
+        <w:br/>
+      </w:r>
+      <w:r>
+        <w:rPr>
+          <w:rStyle w:val="NormalTok"/>
+        </w:rPr>
+        <w:t xml:space="preserve">  </w:t>
+      </w:r>
+      <w:r>
+        <w:rPr>
+          <w:rStyle w:val="FunctionTok"/>
+        </w:rPr>
+        <w:t>geom_histogram</w:t>
+      </w:r>
+      <w:r>
+        <w:rPr>
+          <w:rStyle w:val="NormalTok"/>
+        </w:rPr>
+        <w:t>(</w:t>
+      </w:r>
+      <w:r>
+        <w:rPr>
+          <w:rStyle w:val="FunctionTok"/>
+        </w:rPr>
+        <w:t>aes</w:t>
+      </w:r>
+      <w:r>
+        <w:rPr>
+          <w:rStyle w:val="NormalTok"/>
+        </w:rPr>
+        <w:t>(</w:t>
+      </w:r>
+      <w:r>
+        <w:rPr>
+          <w:rStyle w:val="AttributeTok"/>
+        </w:rPr>
+        <w:t>y =</w:t>
+      </w:r>
+      <w:r>
+        <w:rPr>
+          <w:rStyle w:val="NormalTok"/>
+        </w:rPr>
+        <w:t xml:space="preserve"> ..density..), </w:t>
+      </w:r>
+      <w:r>
+        <w:rPr>
+          <w:rStyle w:val="AttributeTok"/>
+        </w:rPr>
+        <w:t>binwidth =</w:t>
+      </w:r>
+      <w:r>
+        <w:rPr>
+          <w:rStyle w:val="NormalTok"/>
+        </w:rPr>
+        <w:t xml:space="preserve"> </w:t>
+      </w:r>
+      <w:r>
+        <w:rPr>
+          <w:rStyle w:val="DecValTok"/>
+        </w:rPr>
+        <w:t>3</w:t>
+      </w:r>
+      <w:r>
+        <w:rPr>
+          <w:rStyle w:val="NormalTok"/>
+        </w:rPr>
+        <w:t>,</w:t>
+      </w:r>
+      <w:r>
+        <w:br/>
+      </w:r>
+      <w:r>
+        <w:rPr>
+          <w:rStyle w:val="NormalTok"/>
+        </w:rPr>
+        <w:t xml:space="preserve">          </w:t>
+      </w:r>
+      <w:r>
+        <w:rPr>
+          <w:rStyle w:val="AttributeTok"/>
+        </w:rPr>
+        <w:t>color =</w:t>
+      </w:r>
+      <w:r>
+        <w:rPr>
+          <w:rStyle w:val="NormalTok"/>
+        </w:rPr>
+        <w:t xml:space="preserve"> </w:t>
+      </w:r>
+      <w:r>
+        <w:rPr>
+          <w:rStyle w:val="StringTok"/>
+        </w:rPr>
+        <w:t>"black"</w:t>
+      </w:r>
+      <w:r>
+        <w:rPr>
+          <w:rStyle w:val="NormalTok"/>
+        </w:rPr>
+        <w:t xml:space="preserve">, </w:t>
+      </w:r>
+      <w:r>
+        <w:rPr>
+          <w:rStyle w:val="AttributeTok"/>
+        </w:rPr>
+        <w:t>fill =</w:t>
+      </w:r>
+      <w:r>
+        <w:rPr>
+          <w:rStyle w:val="NormalTok"/>
+        </w:rPr>
+        <w:t xml:space="preserve"> </w:t>
+      </w:r>
+      <w:r>
+        <w:rPr>
+          <w:rStyle w:val="StringTok"/>
+        </w:rPr>
+        <w:t>"white"</w:t>
+      </w:r>
+      <w:r>
+        <w:rPr>
+          <w:rStyle w:val="NormalTok"/>
+        </w:rPr>
+        <w:t xml:space="preserve">) </w:t>
+      </w:r>
+      <w:r>
+        <w:rPr>
+          <w:rStyle w:val="SpecialCharTok"/>
+        </w:rPr>
+        <w:t>+</w:t>
+      </w:r>
+      <w:r>
+        <w:br/>
+      </w:r>
+      <w:r>
+        <w:rPr>
+          <w:rStyle w:val="NormalTok"/>
+        </w:rPr>
+        <w:t xml:space="preserve">  </w:t>
+      </w:r>
+      <w:r>
+        <w:rPr>
+          <w:rStyle w:val="DocumentationTok"/>
+        </w:rPr>
+        <w:t>## specify density geometry</w:t>
+      </w:r>
+      <w:r>
+        <w:br/>
+      </w:r>
+      <w:r>
+        <w:rPr>
+          <w:rStyle w:val="NormalTok"/>
+        </w:rPr>
+        <w:t xml:space="preserve">  </w:t>
+      </w:r>
+      <w:r>
+        <w:rPr>
+          <w:rStyle w:val="FunctionTok"/>
+        </w:rPr>
+        <w:t>geom_density</w:t>
+      </w:r>
+      <w:r>
+        <w:rPr>
+          <w:rStyle w:val="NormalTok"/>
+        </w:rPr>
+        <w:t>(</w:t>
+      </w:r>
+      <w:r>
+        <w:rPr>
+          <w:rStyle w:val="AttributeTok"/>
+        </w:rPr>
+        <w:t>alpha =</w:t>
+      </w:r>
+      <w:r>
+        <w:rPr>
+          <w:rStyle w:val="NormalTok"/>
+        </w:rPr>
+        <w:t xml:space="preserve"> </w:t>
+      </w:r>
+      <w:r>
+        <w:rPr>
+          <w:rStyle w:val="FloatTok"/>
+        </w:rPr>
+        <w:t>0.3</w:t>
+      </w:r>
+      <w:r>
+        <w:rPr>
+          <w:rStyle w:val="NormalTok"/>
+        </w:rPr>
+        <w:t xml:space="preserve">, </w:t>
+      </w:r>
+      <w:r>
+        <w:rPr>
+          <w:rStyle w:val="AttributeTok"/>
+        </w:rPr>
+        <w:t>fill =</w:t>
+      </w:r>
+      <w:r>
+        <w:rPr>
+          <w:rStyle w:val="NormalTok"/>
+        </w:rPr>
+        <w:t xml:space="preserve"> </w:t>
+      </w:r>
+      <w:r>
+        <w:rPr>
+          <w:rStyle w:val="StringTok"/>
+        </w:rPr>
+        <w:t>"red"</w:t>
+      </w:r>
+      <w:r>
+        <w:rPr>
+          <w:rStyle w:val="NormalTok"/>
+        </w:rPr>
+        <w:t xml:space="preserve">, </w:t>
+      </w:r>
+      <w:r>
+        <w:rPr>
+          <w:rStyle w:val="AttributeTok"/>
+        </w:rPr>
+        <w:t>color =</w:t>
+      </w:r>
+      <w:r>
+        <w:rPr>
+          <w:rStyle w:val="NormalTok"/>
+        </w:rPr>
+        <w:t xml:space="preserve"> </w:t>
+      </w:r>
+      <w:r>
+        <w:rPr>
+          <w:rStyle w:val="StringTok"/>
+        </w:rPr>
+        <w:t>"red"</w:t>
+      </w:r>
+      <w:r>
+        <w:rPr>
+          <w:rStyle w:val="NormalTok"/>
+        </w:rPr>
+        <w:t xml:space="preserve">) </w:t>
+      </w:r>
+      <w:r>
+        <w:rPr>
+          <w:rStyle w:val="SpecialCharTok"/>
+        </w:rPr>
+        <w:t>+</w:t>
+      </w:r>
+      <w:r>
+        <w:br/>
+      </w:r>
+      <w:r>
+        <w:rPr>
+          <w:rStyle w:val="NormalTok"/>
+        </w:rPr>
+        <w:t xml:space="preserve">  </w:t>
+      </w:r>
+      <w:r>
+        <w:rPr>
+          <w:rStyle w:val="DocumentationTok"/>
+        </w:rPr>
+        <w:t>## create quantiles data frame</w:t>
+      </w:r>
+      <w:r>
+        <w:br/>
+      </w:r>
+      <w:r>
+        <w:rPr>
+          <w:rStyle w:val="NormalTok"/>
+        </w:rPr>
+        <w:t xml:space="preserve">  </w:t>
+      </w:r>
+      <w:r>
+        <w:rPr>
+          <w:rStyle w:val="FunctionTok"/>
+        </w:rPr>
+        <w:t>geom_vline</w:t>
+      </w:r>
+      <w:r>
+        <w:rPr>
+          <w:rStyle w:val="NormalTok"/>
+        </w:rPr>
+        <w:t>(</w:t>
+      </w:r>
+      <w:r>
+        <w:rPr>
+          <w:rStyle w:val="AttributeTok"/>
+        </w:rPr>
+        <w:t>data =</w:t>
+      </w:r>
+      <w:r>
+        <w:rPr>
+          <w:rStyle w:val="NormalTok"/>
+        </w:rPr>
+        <w:t xml:space="preserve"> ten_quart,</w:t>
+      </w:r>
+      <w:r>
+        <w:br/>
+      </w:r>
+      <w:r>
+        <w:rPr>
+          <w:rStyle w:val="NormalTok"/>
+        </w:rPr>
+        <w:t xml:space="preserve">             </w:t>
+      </w:r>
+      <w:r>
+        <w:rPr>
+          <w:rStyle w:val="FunctionTok"/>
+        </w:rPr>
+        <w:t>aes</w:t>
+      </w:r>
+      <w:r>
+        <w:rPr>
+          <w:rStyle w:val="NormalTok"/>
+        </w:rPr>
+        <w:t>(</w:t>
+      </w:r>
+      <w:r>
+        <w:rPr>
+          <w:rStyle w:val="AttributeTok"/>
+        </w:rPr>
+        <w:t>xintercept =</w:t>
+      </w:r>
+      <w:r>
+        <w:rPr>
+          <w:rStyle w:val="NormalTok"/>
+        </w:rPr>
+        <w:t xml:space="preserve"> quant),</w:t>
+      </w:r>
+      <w:r>
+        <w:br/>
+      </w:r>
+      <w:r>
+        <w:rPr>
+          <w:rStyle w:val="NormalTok"/>
+        </w:rPr>
+        <w:t xml:space="preserve">             </w:t>
+      </w:r>
+      <w:r>
+        <w:rPr>
+          <w:rStyle w:val="CommentTok"/>
+        </w:rPr>
+        <w:t># line color and type</w:t>
+      </w:r>
+      <w:r>
+        <w:br/>
+      </w:r>
+      <w:r>
+        <w:rPr>
+          <w:rStyle w:val="NormalTok"/>
+        </w:rPr>
+        <w:t xml:space="preserve">             </w:t>
+      </w:r>
+      <w:r>
+        <w:rPr>
+          <w:rStyle w:val="AttributeTok"/>
+        </w:rPr>
+        <w:t>color =</w:t>
+      </w:r>
+      <w:r>
+        <w:rPr>
+          <w:rStyle w:val="NormalTok"/>
+        </w:rPr>
+        <w:t xml:space="preserve"> </w:t>
+      </w:r>
+      <w:r>
+        <w:rPr>
+          <w:rStyle w:val="StringTok"/>
+        </w:rPr>
+        <w:t>"blue"</w:t>
+      </w:r>
+      <w:r>
+        <w:rPr>
+          <w:rStyle w:val="NormalTok"/>
+        </w:rPr>
+        <w:t xml:space="preserve">, </w:t>
+      </w:r>
+      <w:r>
+        <w:rPr>
+          <w:rStyle w:val="AttributeTok"/>
+        </w:rPr>
+        <w:t>linetype =</w:t>
+      </w:r>
+      <w:r>
+        <w:rPr>
+          <w:rStyle w:val="NormalTok"/>
+        </w:rPr>
+        <w:t xml:space="preserve"> </w:t>
+      </w:r>
+      <w:r>
+        <w:rPr>
+          <w:rStyle w:val="StringTok"/>
+        </w:rPr>
+        <w:t>"dashed"</w:t>
+      </w:r>
+      <w:r>
+        <w:rPr>
+          <w:rStyle w:val="NormalTok"/>
+        </w:rPr>
+        <w:t xml:space="preserve">) </w:t>
+      </w:r>
+      <w:r>
+        <w:rPr>
+          <w:rStyle w:val="SpecialCharTok"/>
+        </w:rPr>
+        <w:t>+</w:t>
+      </w:r>
+      <w:r>
+        <w:br/>
+      </w:r>
+      <w:r>
+        <w:rPr>
+          <w:rStyle w:val="NormalTok"/>
+        </w:rPr>
+        <w:t xml:space="preserve">  </w:t>
+      </w:r>
+      <w:r>
+        <w:rPr>
+          <w:rStyle w:val="DocumentationTok"/>
+        </w:rPr>
+        <w:t>## Labels for vertical lines</w:t>
+      </w:r>
+      <w:r>
+        <w:br/>
+      </w:r>
+      <w:r>
+        <w:rPr>
+          <w:rStyle w:val="NormalTok"/>
+        </w:rPr>
+        <w:t xml:space="preserve">  </w:t>
+      </w:r>
+      <w:r>
+        <w:rPr>
+          <w:rStyle w:val="FunctionTok"/>
+        </w:rPr>
+        <w:t>geom_text</w:t>
+      </w:r>
+      <w:r>
+        <w:rPr>
+          <w:rStyle w:val="NormalTok"/>
+        </w:rPr>
+        <w:t>(</w:t>
+      </w:r>
+      <w:r>
+        <w:rPr>
+          <w:rStyle w:val="AttributeTok"/>
+        </w:rPr>
+        <w:t>data =</w:t>
+      </w:r>
+      <w:r>
+        <w:rPr>
+          <w:rStyle w:val="NormalTok"/>
+        </w:rPr>
+        <w:t xml:space="preserve"> ten_quart,</w:t>
+      </w:r>
+      <w:r>
+        <w:br/>
+      </w:r>
+      <w:r>
+        <w:rPr>
+          <w:rStyle w:val="NormalTok"/>
+        </w:rPr>
+        <w:lastRenderedPageBreak/>
+        <w:t xml:space="preserve">            </w:t>
+      </w:r>
+      <w:r>
+        <w:rPr>
+          <w:rStyle w:val="AttributeTok"/>
+        </w:rPr>
+        <w:t>mapping =</w:t>
+      </w:r>
+      <w:r>
+        <w:rPr>
+          <w:rStyle w:val="NormalTok"/>
+        </w:rPr>
+        <w:t xml:space="preserve"> </w:t>
+      </w:r>
+      <w:r>
+        <w:rPr>
+          <w:rStyle w:val="FunctionTok"/>
+        </w:rPr>
+        <w:t>aes</w:t>
+      </w:r>
+      <w:r>
+        <w:rPr>
+          <w:rStyle w:val="NormalTok"/>
+        </w:rPr>
+        <w:t>(</w:t>
+      </w:r>
+      <w:r>
+        <w:rPr>
+          <w:rStyle w:val="AttributeTok"/>
+        </w:rPr>
+        <w:t>x =</w:t>
+      </w:r>
+      <w:r>
+        <w:rPr>
+          <w:rStyle w:val="NormalTok"/>
+        </w:rPr>
+        <w:t xml:space="preserve"> quant, </w:t>
+      </w:r>
+      <w:r>
+        <w:rPr>
+          <w:rStyle w:val="AttributeTok"/>
+        </w:rPr>
+        <w:t>y =</w:t>
+      </w:r>
+      <w:r>
+        <w:rPr>
+          <w:rStyle w:val="NormalTok"/>
+        </w:rPr>
+        <w:t xml:space="preserve"> </w:t>
+      </w:r>
+      <w:r>
+        <w:rPr>
+          <w:rStyle w:val="FloatTok"/>
+        </w:rPr>
+        <w:t>0.03</w:t>
+      </w:r>
+      <w:r>
+        <w:rPr>
+          <w:rStyle w:val="NormalTok"/>
+        </w:rPr>
+        <w:t>,</w:t>
+      </w:r>
+      <w:r>
+        <w:br/>
+      </w:r>
+      <w:r>
+        <w:rPr>
+          <w:rStyle w:val="NormalTok"/>
+        </w:rPr>
+        <w:t xml:space="preserve">                  </w:t>
+      </w:r>
+      <w:r>
+        <w:rPr>
+          <w:rStyle w:val="AttributeTok"/>
+        </w:rPr>
+        <w:t>label =</w:t>
+      </w:r>
+      <w:r>
+        <w:rPr>
+          <w:rStyle w:val="NormalTok"/>
+        </w:rPr>
+        <w:t xml:space="preserve"> </w:t>
+      </w:r>
+      <w:r>
+        <w:rPr>
+          <w:rStyle w:val="FunctionTok"/>
+        </w:rPr>
+        <w:t>paste0</w:t>
+      </w:r>
+      <w:r>
+        <w:rPr>
+          <w:rStyle w:val="NormalTok"/>
+        </w:rPr>
+        <w:t>(perc</w:t>
+      </w:r>
+      <w:r>
+        <w:rPr>
+          <w:rStyle w:val="SpecialCharTok"/>
+        </w:rPr>
+        <w:t>*</w:t>
+      </w:r>
+      <w:r>
+        <w:rPr>
+          <w:rStyle w:val="DecValTok"/>
+        </w:rPr>
+        <w:t>100</w:t>
+      </w:r>
+      <w:r>
+        <w:rPr>
+          <w:rStyle w:val="NormalTok"/>
+        </w:rPr>
+        <w:t xml:space="preserve">, </w:t>
+      </w:r>
+      <w:r>
+        <w:rPr>
+          <w:rStyle w:val="StringTok"/>
+        </w:rPr>
+        <w:t>"% = "</w:t>
+      </w:r>
+      <w:r>
+        <w:rPr>
+          <w:rStyle w:val="NormalTok"/>
+        </w:rPr>
+        <w:t>, quant)),</w:t>
+      </w:r>
+      <w:r>
+        <w:br/>
+      </w:r>
+      <w:r>
+        <w:rPr>
+          <w:rStyle w:val="NormalTok"/>
+        </w:rPr>
+        <w:t xml:space="preserve">           </w:t>
+      </w:r>
+      <w:r>
+        <w:rPr>
+          <w:rStyle w:val="AttributeTok"/>
+        </w:rPr>
+        <w:t>size =</w:t>
+      </w:r>
+      <w:r>
+        <w:rPr>
+          <w:rStyle w:val="NormalTok"/>
+        </w:rPr>
+        <w:t xml:space="preserve"> </w:t>
+      </w:r>
+      <w:r>
+        <w:rPr>
+          <w:rStyle w:val="DecValTok"/>
+        </w:rPr>
+        <w:t>4</w:t>
+      </w:r>
+      <w:r>
+        <w:rPr>
+          <w:rStyle w:val="NormalTok"/>
+        </w:rPr>
+        <w:t xml:space="preserve">, </w:t>
+      </w:r>
+      <w:r>
+        <w:rPr>
+          <w:rStyle w:val="AttributeTok"/>
+        </w:rPr>
+        <w:t>angle =</w:t>
+      </w:r>
+      <w:r>
+        <w:rPr>
+          <w:rStyle w:val="NormalTok"/>
+        </w:rPr>
+        <w:t xml:space="preserve"> </w:t>
+      </w:r>
+      <w:r>
+        <w:rPr>
+          <w:rStyle w:val="DecValTok"/>
+        </w:rPr>
+        <w:t>90</w:t>
+      </w:r>
+      <w:r>
+        <w:rPr>
+          <w:rStyle w:val="NormalTok"/>
+        </w:rPr>
+        <w:t xml:space="preserve">, </w:t>
+      </w:r>
+      <w:r>
+        <w:rPr>
+          <w:rStyle w:val="AttributeTok"/>
+        </w:rPr>
+        <w:t>vjust =</w:t>
+      </w:r>
+      <w:r>
+        <w:rPr>
+          <w:rStyle w:val="NormalTok"/>
+        </w:rPr>
+        <w:t xml:space="preserve"> </w:t>
+      </w:r>
+      <w:r>
+        <w:rPr>
+          <w:rStyle w:val="SpecialCharTok"/>
+        </w:rPr>
+        <w:t>-</w:t>
+      </w:r>
+      <w:r>
+        <w:rPr>
+          <w:rStyle w:val="FloatTok"/>
+        </w:rPr>
+        <w:t>0.4</w:t>
+      </w:r>
+      <w:r>
+        <w:rPr>
+          <w:rStyle w:val="NormalTok"/>
+        </w:rPr>
+        <w:t>,</w:t>
+      </w:r>
+      <w:r>
+        <w:br/>
+      </w:r>
+      <w:r>
+        <w:rPr>
+          <w:rStyle w:val="NormalTok"/>
+        </w:rPr>
+        <w:t xml:space="preserve">           </w:t>
+      </w:r>
+      <w:r>
+        <w:rPr>
+          <w:rStyle w:val="AttributeTok"/>
+        </w:rPr>
+        <w:t>hjust =</w:t>
+      </w:r>
+      <w:r>
+        <w:rPr>
+          <w:rStyle w:val="NormalTok"/>
+        </w:rPr>
+        <w:t xml:space="preserve"> </w:t>
+      </w:r>
+      <w:r>
+        <w:rPr>
+          <w:rStyle w:val="DecValTok"/>
+        </w:rPr>
+        <w:t>0</w:t>
+      </w:r>
+      <w:r>
+        <w:rPr>
+          <w:rStyle w:val="NormalTok"/>
+        </w:rPr>
+        <w:t xml:space="preserve">, </w:t>
+      </w:r>
+      <w:r>
+        <w:rPr>
+          <w:rStyle w:val="AttributeTok"/>
+        </w:rPr>
+        <w:t>color =</w:t>
+      </w:r>
+      <w:r>
+        <w:rPr>
+          <w:rStyle w:val="NormalTok"/>
+        </w:rPr>
+        <w:t xml:space="preserve"> </w:t>
+      </w:r>
+      <w:r>
+        <w:rPr>
+          <w:rStyle w:val="StringTok"/>
+        </w:rPr>
+        <w:t>"purple"</w:t>
+      </w:r>
+      <w:r>
+        <w:rPr>
+          <w:rStyle w:val="NormalTok"/>
+        </w:rPr>
+        <w:t>)</w:t>
+      </w:r>
+    </w:p>
+    <w:p>
+      <w:pPr>
+        <w:pStyle w:val="FirstParagraph"/>
+      </w:pPr>
+      <w:r>
+        <w:rPr>
+          <w:noProof/>
+        </w:rPr>
+        <w:drawing>
+          <wp:inline distT="0" distB="0" distL="0" distR="0" wp14:anchorId="057B67C2" wp14:editId="057B67C3">
+            <wp:extent cx="4620126" cy="3696101"/>
+            <wp:effectExtent l="0" t="0" r="0" b="0"/>
+            <wp:docPr id="25" name="Picture"/>
+            <wp:cNvGraphicFramePr/>
+            <a:graphic xmlns:a="http://schemas.openxmlformats.org/drawingml/2006/main">
+              <a:graphicData uri="http://schemas.openxmlformats.org/drawingml/2006/picture">
+                <pic:pic xmlns:pic="http://schemas.openxmlformats.org/drawingml/2006/picture">
+                  <pic:nvPicPr>
+                    <pic:cNvPr id="26" name="Picture" descr="IBM-HR-Analytics_files/figure-docx/num_vars-4.png"/>
+                    <pic:cNvPicPr>
+                      <a:picLocks noChangeAspect="1" noChangeArrowheads="1"/>
+                    </pic:cNvPicPr>
+                  </pic:nvPicPr>
+                  <pic:blipFill>
+                    <a:blip r:embed="rId11"/>
+                    <a:stretch>
+                      <a:fillRect/>
+                    </a:stretch>
+                  </pic:blipFill>
+                  <pic:spPr bwMode="auto">
+                    <a:xfrm>
+                      <a:off x="0" y="0"/>
+                      <a:ext cx="4620126" cy="3696101"/>
                     </a:xfrm>
                     <a:prstGeom prst="rect">
                       <a:avLst/>
@@ -8185,7 +9563,7 @@
   <w:abstractNum w:abstractNumId="0" w15:restartNumberingAfterBreak="0">
     <w:nsid w:val="0000A990"/>
     <w:multiLevelType w:val="multilevel"/>
-    <w:tmpl w:val="B0344064"/>
+    <w:tmpl w:val="9B00B3AA"/>
     <w:lvl w:ilvl="0">
       <w:numFmt w:val="bullet"/>
       <w:lvlText w:val=" "/>
@@ -8262,7 +9640,7 @@
   <w:abstractNum w:abstractNumId="1" w15:restartNumberingAfterBreak="0">
     <w:nsid w:val="00A99411"/>
     <w:multiLevelType w:val="multilevel"/>
-    <w:tmpl w:val="DFB4A6CE"/>
+    <w:tmpl w:val="84041850"/>
     <w:lvl w:ilvl="0">
       <w:start w:val="1"/>
       <w:numFmt w:val="decimal"/>
@@ -8345,10 +9723,10 @@
       </w:pPr>
     </w:lvl>
   </w:abstractNum>
-  <w:num w:numId="1" w16cid:durableId="514811891">
+  <w:num w:numId="1" w16cid:durableId="584072176">
     <w:abstractNumId w:val="0"/>
   </w:num>
-  <w:num w:numId="2" w16cid:durableId="2005933671">
+  <w:num w:numId="2" w16cid:durableId="660887896">
     <w:abstractNumId w:val="1"/>
     <w:lvlOverride w:ilvl="0">
       <w:startOverride w:val="1"/>
@@ -9632,7 +11010,7 @@
     <w:next w:val="Normal"/>
     <w:autoRedefine/>
     <w:uiPriority w:val="39"/>
-    <w:rsid w:val="008F77E8"/>
+    <w:rsid w:val="0029066B"/>
     <w:pPr>
       <w:spacing w:after="100"/>
     </w:pPr>
